--- a/aleksandr/Данные.docx
+++ b/aleksandr/Данные.docx
@@ -4,99 +4,48 @@
   <w:body>
     <w:p>
       <w:pPr>
-        <w:spacing w:after="0" w:line="240" w:lineRule="auto"/>
-        <w:ind w:firstLine="709"/>
-        <w:jc w:val="both"/>
-        <w:rPr>
-          <w:rFonts w:ascii="Times New Roman" w:hAnsi="Times New Roman" w:cs="Times New Roman"/>
-          <w:sz w:val="28"/>
+        <w:spacing w:after="0"/>
+        <w:ind w:firstLine="708"/>
+      </w:pPr>
+      <w:r>
+        <w:rPr>
+          <w:rFonts w:cs="Times New Roman"/>
           <w:szCs w:val="28"/>
         </w:rPr>
-      </w:pPr>
-      <w:r>
-        <w:tab/>
-      </w:r>
-      <w:r>
-        <w:rPr>
-          <w:rFonts w:ascii="Times New Roman" w:hAnsi="Times New Roman" w:cs="Times New Roman"/>
-          <w:sz w:val="28"/>
+        <w:t>В модуле хранится единый набор справочных данных для помощника оператора станка</w:t>
+      </w:r>
+      <w:r>
+        <w:rPr>
+          <w:rFonts w:cs="Times New Roman"/>
           <w:szCs w:val="28"/>
         </w:rPr>
-        <w:t>В модуле хранится единый набор справочных данных для помощника оператора станка</w:t>
-      </w:r>
-      <w:r>
-        <w:rPr>
-          <w:rFonts w:ascii="Times New Roman" w:hAnsi="Times New Roman" w:cs="Times New Roman"/>
-          <w:sz w:val="28"/>
-          <w:szCs w:val="28"/>
-        </w:rPr>
         <w:t xml:space="preserve">: </w:t>
       </w:r>
       <w:r>
-        <w:rPr>
-          <w:rFonts w:ascii="Times New Roman" w:hAnsi="Times New Roman" w:cs="Times New Roman"/>
-          <w:sz w:val="28"/>
-          <w:szCs w:val="28"/>
-        </w:rPr>
         <w:t>описания функций, расшифровки ошибок и значения из таблиц.</w:t>
       </w:r>
       <w:r>
-        <w:rPr>
-          <w:rFonts w:ascii="Times New Roman" w:hAnsi="Times New Roman" w:cs="Times New Roman"/>
-          <w:sz w:val="28"/>
-          <w:szCs w:val="28"/>
-        </w:rPr>
         <w:t xml:space="preserve"> </w:t>
       </w:r>
       <w:r>
-        <w:rPr>
-          <w:rFonts w:ascii="Times New Roman" w:hAnsi="Times New Roman" w:cs="Times New Roman"/>
-          <w:sz w:val="28"/>
-          <w:szCs w:val="28"/>
-        </w:rPr>
-        <w:t>Источник нужен, чтобы можно было открыть документ и проверить правильность записи</w:t>
-      </w:r>
-      <w:r>
-        <w:rPr>
-          <w:rFonts w:ascii="Times New Roman" w:hAnsi="Times New Roman" w:cs="Times New Roman"/>
-          <w:sz w:val="28"/>
-          <w:szCs w:val="28"/>
-        </w:rPr>
-        <w:t xml:space="preserve">. </w:t>
-      </w:r>
-      <w:r>
-        <w:rPr>
-          <w:rFonts w:ascii="Times New Roman" w:hAnsi="Times New Roman" w:cs="Times New Roman"/>
-          <w:sz w:val="28"/>
-          <w:szCs w:val="28"/>
-        </w:rPr>
+        <w:t xml:space="preserve">Источник нужен, чтобы можно было открыть документ и проверить правильность записи. </w:t>
+      </w:r>
+      <w:r>
         <w:t>Я разрабатываю автономный модуль — отдельную программу для загрузки, проверки базы знаний и выдачи записей локально.</w:t>
       </w:r>
       <w:r>
-        <w:rPr>
-          <w:rFonts w:ascii="Times New Roman" w:hAnsi="Times New Roman" w:cs="Times New Roman"/>
-          <w:sz w:val="28"/>
-          <w:szCs w:val="28"/>
-        </w:rPr>
         <w:t xml:space="preserve"> </w:t>
       </w:r>
       <w:r>
-        <w:rPr>
-          <w:rFonts w:ascii="Times New Roman" w:hAnsi="Times New Roman" w:cs="Times New Roman"/>
-          <w:sz w:val="28"/>
-          <w:szCs w:val="28"/>
-        </w:rPr>
         <w:t>Цель проекта — создать модуль загрузки и проверки справочных данных с привязкой к локальным источникам и версиям.</w:t>
       </w:r>
     </w:p>
     <w:p>
       <w:pPr>
-        <w:pStyle w:val="a4"/>
-        <w:keepNext/>
-        <w:jc w:val="center"/>
-        <w:rPr>
-          <w:rFonts w:ascii="Times New Roman" w:hAnsi="Times New Roman" w:cs="Times New Roman"/>
-          <w:sz w:val="28"/>
+        <w:spacing w:after="0"/>
+        <w:ind w:firstLine="708"/>
+        <w:rPr>
+          <w:rFonts w:cs="Times New Roman"/>
           <w:szCs w:val="28"/>
         </w:rPr>
       </w:pPr>
@@ -125,15 +74,13 @@
                 <w:tab w:val="left" w:pos="3330"/>
               </w:tabs>
               <w:rPr>
-                <w:rFonts w:ascii="Times New Roman" w:hAnsi="Times New Roman" w:cs="Times New Roman"/>
-                <w:sz w:val="28"/>
+                <w:rFonts w:cs="Times New Roman"/>
                 <w:szCs w:val="28"/>
               </w:rPr>
             </w:pPr>
             <w:r>
               <w:rPr>
-                <w:rFonts w:ascii="Times New Roman" w:hAnsi="Times New Roman" w:cs="Times New Roman"/>
-                <w:sz w:val="28"/>
+                <w:rFonts w:cs="Times New Roman"/>
                 <w:szCs w:val="28"/>
               </w:rPr>
               <w:t>название</w:t>
@@ -151,15 +98,13 @@
                 <w:tab w:val="left" w:pos="3330"/>
               </w:tabs>
               <w:rPr>
-                <w:rFonts w:ascii="Times New Roman" w:hAnsi="Times New Roman" w:cs="Times New Roman"/>
-                <w:sz w:val="28"/>
+                <w:rFonts w:cs="Times New Roman"/>
                 <w:szCs w:val="28"/>
               </w:rPr>
             </w:pPr>
             <w:r>
               <w:rPr>
-                <w:rFonts w:ascii="Times New Roman" w:hAnsi="Times New Roman" w:cs="Times New Roman"/>
-                <w:sz w:val="28"/>
+                <w:rFonts w:cs="Times New Roman"/>
                 <w:szCs w:val="28"/>
               </w:rPr>
               <w:t>GRAPH</w:t>
@@ -177,15 +122,13 @@
           <w:p>
             <w:pPr>
               <w:rPr>
-                <w:rFonts w:ascii="Times New Roman" w:hAnsi="Times New Roman" w:cs="Times New Roman"/>
-                <w:sz w:val="28"/>
+                <w:rFonts w:cs="Times New Roman"/>
                 <w:szCs w:val="28"/>
               </w:rPr>
             </w:pPr>
             <w:r>
               <w:rPr>
-                <w:rFonts w:ascii="Times New Roman" w:hAnsi="Times New Roman" w:cs="Times New Roman"/>
-                <w:sz w:val="28"/>
+                <w:rFonts w:cs="Times New Roman"/>
                 <w:szCs w:val="28"/>
               </w:rPr>
               <w:t>ответ</w:t>
@@ -203,15 +146,13 @@
                 <w:tab w:val="left" w:pos="3330"/>
               </w:tabs>
               <w:rPr>
-                <w:rFonts w:ascii="Times New Roman" w:hAnsi="Times New Roman" w:cs="Times New Roman"/>
-                <w:sz w:val="28"/>
+                <w:rFonts w:cs="Times New Roman"/>
                 <w:szCs w:val="28"/>
               </w:rPr>
             </w:pPr>
             <w:r>
               <w:rPr>
-                <w:rFonts w:ascii="Times New Roman" w:hAnsi="Times New Roman" w:cs="Times New Roman"/>
-                <w:sz w:val="28"/>
+                <w:rFonts w:cs="Times New Roman"/>
                 <w:szCs w:val="28"/>
               </w:rPr>
               <w:t>Информация о задаче по графику.</w:t>
@@ -229,15 +170,13 @@
           <w:p>
             <w:pPr>
               <w:rPr>
-                <w:rFonts w:ascii="Times New Roman" w:hAnsi="Times New Roman" w:cs="Times New Roman"/>
-                <w:sz w:val="28"/>
+                <w:rFonts w:cs="Times New Roman"/>
                 <w:szCs w:val="28"/>
               </w:rPr>
             </w:pPr>
             <w:r>
               <w:rPr>
-                <w:rFonts w:ascii="Times New Roman" w:hAnsi="Times New Roman" w:cs="Times New Roman"/>
-                <w:sz w:val="28"/>
+                <w:rFonts w:cs="Times New Roman"/>
                 <w:szCs w:val="28"/>
               </w:rPr>
               <w:t>документ</w:t>
@@ -255,16 +194,14 @@
                 <w:tab w:val="left" w:pos="3330"/>
               </w:tabs>
               <w:rPr>
-                <w:rFonts w:ascii="Times New Roman" w:hAnsi="Times New Roman" w:cs="Times New Roman"/>
-                <w:sz w:val="28"/>
+                <w:rFonts w:cs="Times New Roman"/>
                 <w:szCs w:val="28"/>
               </w:rPr>
             </w:pPr>
             <w:proofErr w:type="spellStart"/>
             <w:r>
               <w:rPr>
-                <w:rFonts w:ascii="Times New Roman" w:hAnsi="Times New Roman" w:cs="Times New Roman"/>
-                <w:sz w:val="28"/>
+                <w:rFonts w:cs="Times New Roman"/>
                 <w:szCs w:val="28"/>
               </w:rPr>
               <w:t>Prilizhenie</w:t>
@@ -272,29 +209,10 @@
             <w:proofErr w:type="spellEnd"/>
             <w:r>
               <w:rPr>
-                <w:rFonts w:ascii="Times New Roman" w:hAnsi="Times New Roman" w:cs="Times New Roman"/>
-                <w:sz w:val="28"/>
+                <w:rFonts w:cs="Times New Roman"/>
                 <w:szCs w:val="28"/>
               </w:rPr>
-              <w:t xml:space="preserve"> </w:t>
-            </w:r>
-            <w:proofErr w:type="spellStart"/>
-            <w:r>
-              <w:rPr>
-                <w:rFonts w:ascii="Times New Roman" w:hAnsi="Times New Roman" w:cs="Times New Roman"/>
-                <w:sz w:val="28"/>
-                <w:szCs w:val="28"/>
-              </w:rPr>
-              <w:t>po</w:t>
-            </w:r>
-            <w:proofErr w:type="spellEnd"/>
-            <w:r>
-              <w:rPr>
-                <w:rFonts w:ascii="Times New Roman" w:hAnsi="Times New Roman" w:cs="Times New Roman"/>
-                <w:sz w:val="28"/>
-                <w:szCs w:val="28"/>
-              </w:rPr>
-              <w:t xml:space="preserve"> KEDM.pdf</w:t>
+              <w:t xml:space="preserve"> po KEDM.pdf</w:t>
             </w:r>
           </w:p>
         </w:tc>
@@ -309,15 +227,13 @@
           <w:p>
             <w:pPr>
               <w:rPr>
-                <w:rFonts w:ascii="Times New Roman" w:hAnsi="Times New Roman" w:cs="Times New Roman"/>
-                <w:sz w:val="28"/>
+                <w:rFonts w:cs="Times New Roman"/>
                 <w:szCs w:val="28"/>
               </w:rPr>
             </w:pPr>
             <w:r>
               <w:rPr>
-                <w:rFonts w:ascii="Times New Roman" w:hAnsi="Times New Roman" w:cs="Times New Roman"/>
-                <w:sz w:val="28"/>
+                <w:rFonts w:cs="Times New Roman"/>
                 <w:szCs w:val="28"/>
               </w:rPr>
               <w:t>страница</w:t>
@@ -335,15 +251,13 @@
                 <w:tab w:val="left" w:pos="3330"/>
               </w:tabs>
               <w:rPr>
-                <w:rFonts w:ascii="Times New Roman" w:hAnsi="Times New Roman" w:cs="Times New Roman"/>
-                <w:sz w:val="28"/>
+                <w:rFonts w:cs="Times New Roman"/>
                 <w:szCs w:val="28"/>
               </w:rPr>
             </w:pPr>
             <w:r>
               <w:rPr>
-                <w:rFonts w:ascii="Times New Roman" w:hAnsi="Times New Roman" w:cs="Times New Roman"/>
-                <w:sz w:val="28"/>
+                <w:rFonts w:cs="Times New Roman"/>
                 <w:szCs w:val="28"/>
               </w:rPr>
               <w:t>6</w:t>
@@ -358,14 +272,14 @@
         <w:keepNext/>
         <w:jc w:val="right"/>
         <w:rPr>
-          <w:rFonts w:ascii="Times New Roman" w:hAnsi="Times New Roman" w:cs="Times New Roman"/>
+          <w:rFonts w:cs="Times New Roman"/>
           <w:sz w:val="28"/>
           <w:szCs w:val="28"/>
         </w:rPr>
       </w:pPr>
       <w:r>
         <w:rPr>
-          <w:rFonts w:ascii="Times New Roman" w:hAnsi="Times New Roman" w:cs="Times New Roman"/>
+          <w:rFonts w:cs="Times New Roman"/>
           <w:sz w:val="28"/>
           <w:szCs w:val="28"/>
         </w:rPr>
@@ -373,7 +287,7 @@
       </w:r>
       <w:r>
         <w:rPr>
-          <w:rFonts w:ascii="Times New Roman" w:hAnsi="Times New Roman" w:cs="Times New Roman"/>
+          <w:rFonts w:cs="Times New Roman"/>
           <w:sz w:val="28"/>
           <w:szCs w:val="28"/>
         </w:rPr>
@@ -381,7 +295,7 @@
       </w:r>
       <w:r>
         <w:rPr>
-          <w:rFonts w:ascii="Times New Roman" w:hAnsi="Times New Roman" w:cs="Times New Roman"/>
+          <w:rFonts w:cs="Times New Roman"/>
           <w:sz w:val="28"/>
           <w:szCs w:val="28"/>
         </w:rPr>
@@ -389,7 +303,7 @@
       </w:r>
       <w:r>
         <w:rPr>
-          <w:rFonts w:ascii="Times New Roman" w:hAnsi="Times New Roman" w:cs="Times New Roman"/>
+          <w:rFonts w:cs="Times New Roman"/>
           <w:sz w:val="28"/>
           <w:szCs w:val="28"/>
         </w:rPr>
@@ -397,7 +311,7 @@
       </w:r>
       <w:r>
         <w:rPr>
-          <w:rFonts w:ascii="Times New Roman" w:hAnsi="Times New Roman" w:cs="Times New Roman"/>
+          <w:rFonts w:cs="Times New Roman"/>
           <w:noProof/>
           <w:sz w:val="28"/>
           <w:szCs w:val="28"/>
@@ -406,7 +320,7 @@
       </w:r>
       <w:r>
         <w:rPr>
-          <w:rFonts w:ascii="Times New Roman" w:hAnsi="Times New Roman" w:cs="Times New Roman"/>
+          <w:rFonts w:cs="Times New Roman"/>
           <w:noProof/>
           <w:sz w:val="28"/>
           <w:szCs w:val="28"/>
@@ -415,7 +329,7 @@
       </w:r>
       <w:r>
         <w:rPr>
-          <w:rFonts w:ascii="Times New Roman" w:hAnsi="Times New Roman" w:cs="Times New Roman"/>
+          <w:rFonts w:cs="Times New Roman"/>
           <w:sz w:val="28"/>
           <w:szCs w:val="28"/>
         </w:rPr>
@@ -424,14 +338,926 @@
     </w:p>
     <w:p>
       <w:pPr>
-        <w:spacing w:after="0" w:line="240" w:lineRule="auto"/>
+        <w:spacing w:after="0"/>
         <w:ind w:firstLine="708"/>
         <w:jc w:val="center"/>
         <w:rPr>
-          <w:rFonts w:ascii="Times New Roman" w:hAnsi="Times New Roman" w:cs="Times New Roman"/>
-          <w:sz w:val="28"/>
+          <w:rFonts w:cs="Times New Roman"/>
           <w:szCs w:val="28"/>
         </w:rPr>
+      </w:pPr>
+    </w:p>
+    <w:p>
+      <w:pPr>
+        <w:spacing w:after="0"/>
+        <w:ind w:firstLine="708"/>
+        <w:jc w:val="center"/>
+        <w:rPr>
+          <w:rFonts w:cs="Times New Roman"/>
+          <w:szCs w:val="28"/>
+        </w:rPr>
+      </w:pPr>
+    </w:p>
+    <w:p>
+      <w:pPr>
+        <w:spacing w:after="0"/>
+        <w:ind w:firstLine="708"/>
+        <w:jc w:val="center"/>
+        <w:rPr>
+          <w:rFonts w:cs="Times New Roman"/>
+          <w:szCs w:val="28"/>
+        </w:rPr>
+      </w:pPr>
+    </w:p>
+    <w:p>
+      <w:pPr>
+        <w:ind w:firstLine="0"/>
+      </w:pPr>
+    </w:p>
+    <w:p>
+      <w:pPr>
+        <w:pStyle w:val="2"/>
+      </w:pPr>
+    </w:p>
+    <w:p>
+      <w:pPr>
+        <w:pStyle w:val="2"/>
+      </w:pPr>
+    </w:p>
+    <w:p>
+      <w:pPr>
+        <w:pStyle w:val="2"/>
+      </w:pPr>
+      <w:r>
+        <w:t>Сохранение карточек</w:t>
+      </w:r>
+    </w:p>
+    <w:p>
+      <w:r>
+        <w:t xml:space="preserve">Сохранение происходит при помощи файла </w:t>
+      </w:r>
+      <w:r>
+        <w:rPr>
+          <w:i/>
+          <w:iCs/>
+        </w:rPr>
+        <w:t>sohranit.py</w:t>
+      </w:r>
+      <w:r>
+        <w:t xml:space="preserve"> </w:t>
+      </w:r>
+      <w:r>
+        <w:t>—</w:t>
+      </w:r>
+      <w:r>
+        <w:t xml:space="preserve"> скрипт</w:t>
+      </w:r>
+      <w:r>
+        <w:t>, имеющий</w:t>
+      </w:r>
+      <w:r>
+        <w:t xml:space="preserve"> исходные данные трёх карточек: </w:t>
+      </w:r>
+      <w:r>
+        <w:rPr>
+          <w:i/>
+          <w:iCs/>
+        </w:rPr>
+        <w:t>FILE</w:t>
+      </w:r>
+      <w:r>
+        <w:t xml:space="preserve">, </w:t>
+      </w:r>
+      <w:r>
+        <w:rPr>
+          <w:i/>
+          <w:iCs/>
+        </w:rPr>
+        <w:t>DIAGNOSIS</w:t>
+      </w:r>
+      <w:r>
+        <w:t xml:space="preserve">, </w:t>
+      </w:r>
+      <w:r>
+        <w:rPr>
+          <w:i/>
+          <w:iCs/>
+        </w:rPr>
+        <w:t>GRAPH</w:t>
+      </w:r>
+      <w:r>
+        <w:t xml:space="preserve">, которые записывает в словари, а затем объединяет их в список, который записывает в </w:t>
+      </w:r>
+      <w:proofErr w:type="gramStart"/>
+      <w:r>
+        <w:rPr>
+          <w:i/>
+          <w:iCs/>
+          <w:lang w:val="en-US"/>
+        </w:rPr>
+        <w:t>cards</w:t>
+      </w:r>
+      <w:r>
+        <w:rPr>
+          <w:i/>
+          <w:iCs/>
+        </w:rPr>
+        <w:t>.</w:t>
+      </w:r>
+      <w:proofErr w:type="spellStart"/>
+      <w:r>
+        <w:rPr>
+          <w:i/>
+          <w:iCs/>
+          <w:lang w:val="en-US"/>
+        </w:rPr>
+        <w:t>json</w:t>
+      </w:r>
+      <w:proofErr w:type="spellEnd"/>
+      <w:proofErr w:type="gramEnd"/>
+      <w:r>
+        <w:t>.</w:t>
+      </w:r>
+    </w:p>
+    <w:p>
+      <w:pPr>
+        <w:pStyle w:val="2"/>
+      </w:pPr>
+      <w:r>
+        <w:t>Чтение карточек</w:t>
+      </w:r>
+    </w:p>
+    <w:p>
+      <w:r>
+        <w:t xml:space="preserve">Чтение происходит при помощи файла </w:t>
+      </w:r>
+      <w:r>
+        <w:rPr>
+          <w:i/>
+          <w:iCs/>
+        </w:rPr>
+        <w:t>chtenie.py</w:t>
+      </w:r>
+      <w:r>
+        <w:t xml:space="preserve"> — </w:t>
+      </w:r>
+      <w:r>
+        <w:t>скрип</w:t>
+      </w:r>
+      <w:r>
+        <w:t>т,</w:t>
+      </w:r>
+      <w:r>
+        <w:t xml:space="preserve"> читает файл </w:t>
+      </w:r>
+      <w:proofErr w:type="spellStart"/>
+      <w:proofErr w:type="gramStart"/>
+      <w:r>
+        <w:rPr>
+          <w:i/>
+          <w:iCs/>
+        </w:rPr>
+        <w:t>cards.json</w:t>
+      </w:r>
+      <w:proofErr w:type="spellEnd"/>
+      <w:proofErr w:type="gramEnd"/>
+      <w:r>
+        <w:t>, получает из него список, все элементы которого преобразует в исходные словари (карточки), а затем для всех полученных словарей выводит принадлежащие им ключ и элементы, соответствующие данному ключу.</w:t>
+      </w:r>
+    </w:p>
+    <w:p>
+      <w:pPr>
+        <w:pStyle w:val="2"/>
+      </w:pPr>
+      <w:r>
+        <w:t>Проверка чтения</w:t>
+      </w:r>
+    </w:p>
+    <w:p>
+      <w:r>
+        <w:t>Ожидания результата работы скрипта: п</w:t>
+      </w:r>
+      <w:r>
+        <w:t>ри правильн</w:t>
+      </w:r>
+      <w:r>
+        <w:t xml:space="preserve">ом заполнении </w:t>
+      </w:r>
+      <w:r>
+        <w:t>каждой карточки</w:t>
+      </w:r>
+      <w:r>
+        <w:t xml:space="preserve"> (см. Таблица 1.)</w:t>
+      </w:r>
+      <w:r>
+        <w:t xml:space="preserve"> </w:t>
+      </w:r>
+      <w:r>
+        <w:t>ожидается</w:t>
+      </w:r>
+      <w:r>
+        <w:t xml:space="preserve"> </w:t>
+      </w:r>
+      <w:r>
+        <w:t xml:space="preserve">последовательный вывод </w:t>
+      </w:r>
+      <w:r>
+        <w:t>всех карточек</w:t>
+      </w:r>
+      <w:r>
+        <w:t xml:space="preserve">. В случае отсутствия </w:t>
+      </w:r>
+      <w:r>
+        <w:t>в</w:t>
+      </w:r>
+      <w:r>
+        <w:t xml:space="preserve"> </w:t>
+      </w:r>
+      <w:r>
+        <w:t xml:space="preserve">выводимой </w:t>
+      </w:r>
+      <w:r>
+        <w:t>карточк</w:t>
+      </w:r>
+      <w:r>
+        <w:t>е</w:t>
+      </w:r>
+      <w:r>
+        <w:t xml:space="preserve"> поля</w:t>
+      </w:r>
+      <w:r>
+        <w:t xml:space="preserve"> «документ»</w:t>
+      </w:r>
+      <w:r>
+        <w:t xml:space="preserve"> или его неправильно</w:t>
+      </w:r>
+      <w:r>
+        <w:t>м заполнении</w:t>
+      </w:r>
+      <w:r>
+        <w:t xml:space="preserve"> ожидается вывод названия этой карточки с сообщением об отсутствии её источника.</w:t>
+      </w:r>
+    </w:p>
+    <w:p>
+      <w:r>
+        <w:t>Д</w:t>
+      </w:r>
+      <w:r>
+        <w:t xml:space="preserve">ля проверки </w:t>
+      </w:r>
+      <w:r>
+        <w:t>используются:</w:t>
+      </w:r>
+    </w:p>
+    <w:p>
+      <w:pPr>
+        <w:pStyle w:val="a9"/>
+        <w:numPr>
+          <w:ilvl w:val="0"/>
+          <w:numId w:val="7"/>
+        </w:numPr>
+      </w:pPr>
+      <w:r>
+        <w:t>исходный файл</w:t>
+      </w:r>
+      <w:r>
+        <w:t xml:space="preserve"> </w:t>
+      </w:r>
+      <w:proofErr w:type="gramStart"/>
+      <w:r>
+        <w:rPr>
+          <w:i/>
+          <w:iCs/>
+          <w:lang w:val="en-US"/>
+        </w:rPr>
+        <w:t>cards</w:t>
+      </w:r>
+      <w:r>
+        <w:rPr>
+          <w:i/>
+          <w:iCs/>
+        </w:rPr>
+        <w:t>.</w:t>
+      </w:r>
+      <w:proofErr w:type="spellStart"/>
+      <w:r>
+        <w:rPr>
+          <w:i/>
+          <w:iCs/>
+          <w:lang w:val="en-US"/>
+        </w:rPr>
+        <w:t>json</w:t>
+      </w:r>
+      <w:proofErr w:type="spellEnd"/>
+      <w:proofErr w:type="gramEnd"/>
+      <w:r>
+        <w:t xml:space="preserve">, </w:t>
+      </w:r>
+      <w:r>
+        <w:t>содержащий все правильно заполненные карточки</w:t>
+      </w:r>
+      <w:r>
+        <w:t>;</w:t>
+      </w:r>
+    </w:p>
+    <w:p>
+      <w:pPr>
+        <w:pStyle w:val="a9"/>
+        <w:numPr>
+          <w:ilvl w:val="0"/>
+          <w:numId w:val="7"/>
+        </w:numPr>
+      </w:pPr>
+      <w:r>
+        <w:t>файл</w:t>
+      </w:r>
+      <w:r>
+        <w:t xml:space="preserve"> </w:t>
+      </w:r>
+      <w:r>
+        <w:rPr>
+          <w:i/>
+          <w:iCs/>
+          <w:lang w:val="en-US"/>
+        </w:rPr>
+        <w:t>cards</w:t>
+      </w:r>
+      <w:r>
+        <w:rPr>
+          <w:i/>
+          <w:iCs/>
+        </w:rPr>
+        <w:t>_</w:t>
+      </w:r>
+      <w:r>
+        <w:rPr>
+          <w:i/>
+          <w:iCs/>
+          <w:lang w:val="en-US"/>
+        </w:rPr>
+        <w:t>bez</w:t>
+      </w:r>
+      <w:r>
+        <w:rPr>
+          <w:i/>
+          <w:iCs/>
+        </w:rPr>
+        <w:t>_</w:t>
+      </w:r>
+      <w:proofErr w:type="spellStart"/>
+      <w:proofErr w:type="gramStart"/>
+      <w:r>
+        <w:rPr>
+          <w:i/>
+          <w:iCs/>
+          <w:lang w:val="en-US"/>
+        </w:rPr>
+        <w:t>istochnika</w:t>
+      </w:r>
+      <w:proofErr w:type="spellEnd"/>
+      <w:r>
+        <w:rPr>
+          <w:i/>
+          <w:iCs/>
+        </w:rPr>
+        <w:t>.</w:t>
+      </w:r>
+      <w:proofErr w:type="spellStart"/>
+      <w:r>
+        <w:rPr>
+          <w:i/>
+          <w:iCs/>
+          <w:lang w:val="en-US"/>
+        </w:rPr>
+        <w:t>json</w:t>
+      </w:r>
+      <w:proofErr w:type="spellEnd"/>
+      <w:proofErr w:type="gramEnd"/>
+      <w:r>
+        <w:t xml:space="preserve">, </w:t>
+      </w:r>
+      <w:r>
+        <w:t>в</w:t>
+      </w:r>
+      <w:r>
+        <w:t xml:space="preserve"> </w:t>
+      </w:r>
+      <w:r>
+        <w:t xml:space="preserve">котором карточка </w:t>
+      </w:r>
+      <w:r>
+        <w:rPr>
+          <w:i/>
+          <w:iCs/>
+          <w:lang w:val="en-US"/>
+        </w:rPr>
+        <w:t>GRAPH</w:t>
+      </w:r>
+      <w:r>
+        <w:t xml:space="preserve"> не имеет поля «документ», а </w:t>
+      </w:r>
+      <w:r>
+        <w:rPr>
+          <w:i/>
+          <w:iCs/>
+          <w:lang w:val="en-US"/>
+        </w:rPr>
+        <w:t>FILE</w:t>
+      </w:r>
+      <w:r>
+        <w:t xml:space="preserve"> </w:t>
+      </w:r>
+      <w:r>
+        <w:t>имеет пустое поле «документ». Остальные карточки в файле исходные.</w:t>
+      </w:r>
+    </w:p>
+    <w:p>
+      <w:pPr>
+        <w:ind w:firstLine="0"/>
+      </w:pPr>
+      <w:r>
+        <w:tab/>
+      </w:r>
+      <w:r>
+        <w:t xml:space="preserve">Результаты проверки. </w:t>
+      </w:r>
+      <w:r>
+        <w:t>Вывод</w:t>
+      </w:r>
+      <w:r>
+        <w:t xml:space="preserve"> при:</w:t>
+      </w:r>
+    </w:p>
+    <w:p>
+      <w:pPr>
+        <w:pStyle w:val="a9"/>
+        <w:keepNext/>
+        <w:numPr>
+          <w:ilvl w:val="0"/>
+          <w:numId w:val="6"/>
+        </w:numPr>
+      </w:pPr>
+      <w:r>
+        <w:rPr>
+          <w:noProof/>
+        </w:rPr>
+        <w:lastRenderedPageBreak/>
+        <w:drawing>
+          <wp:anchor distT="0" distB="0" distL="114300" distR="114300" simplePos="0" relativeHeight="251658240" behindDoc="0" locked="0" layoutInCell="1" allowOverlap="1" wp14:anchorId="0AE908B6" wp14:editId="78939024">
+            <wp:simplePos x="0" y="0"/>
+            <wp:positionH relativeFrom="column">
+              <wp:posOffset>474345</wp:posOffset>
+            </wp:positionH>
+            <wp:positionV relativeFrom="paragraph">
+              <wp:posOffset>250825</wp:posOffset>
+            </wp:positionV>
+            <wp:extent cx="3040380" cy="1502980"/>
+            <wp:effectExtent l="0" t="0" r="7620" b="2540"/>
+            <wp:wrapTopAndBottom/>
+            <wp:docPr id="7" name="Рисунок 7"/>
+            <wp:cNvGraphicFramePr>
+              <a:graphicFrameLocks xmlns:a="http://schemas.openxmlformats.org/drawingml/2006/main" noChangeAspect="1"/>
+            </wp:cNvGraphicFramePr>
+            <a:graphic xmlns:a="http://schemas.openxmlformats.org/drawingml/2006/main">
+              <a:graphicData uri="http://schemas.openxmlformats.org/drawingml/2006/picture">
+                <pic:pic xmlns:pic="http://schemas.openxmlformats.org/drawingml/2006/picture">
+                  <pic:nvPicPr>
+                    <pic:cNvPr id="0" name="Picture 18"/>
+                    <pic:cNvPicPr>
+                      <a:picLocks noChangeAspect="1" noChangeArrowheads="1"/>
+                    </pic:cNvPicPr>
+                  </pic:nvPicPr>
+                  <pic:blipFill>
+                    <a:blip r:embed="rId8">
+                      <a:extLst>
+                        <a:ext uri="{28A0092B-C50C-407E-A947-70E740481C1C}">
+                          <a14:useLocalDpi xmlns:a14="http://schemas.microsoft.com/office/drawing/2010/main" val="0"/>
+                        </a:ext>
+                      </a:extLst>
+                    </a:blip>
+                    <a:srcRect/>
+                    <a:stretch>
+                      <a:fillRect/>
+                    </a:stretch>
+                  </pic:blipFill>
+                  <pic:spPr bwMode="auto">
+                    <a:xfrm>
+                      <a:off x="0" y="0"/>
+                      <a:ext cx="3040380" cy="1502980"/>
+                    </a:xfrm>
+                    <a:prstGeom prst="rect">
+                      <a:avLst/>
+                    </a:prstGeom>
+                    <a:noFill/>
+                    <a:ln>
+                      <a:noFill/>
+                    </a:ln>
+                  </pic:spPr>
+                </pic:pic>
+              </a:graphicData>
+            </a:graphic>
+          </wp:anchor>
+        </w:drawing>
+      </w:r>
+      <w:r>
+        <w:rPr>
+          <w:noProof/>
+        </w:rPr>
+        <mc:AlternateContent>
+          <mc:Choice Requires="wps">
+            <w:drawing>
+              <wp:anchor distT="0" distB="0" distL="114300" distR="114300" simplePos="0" relativeHeight="251660288" behindDoc="0" locked="0" layoutInCell="1" allowOverlap="1" wp14:anchorId="5799863B" wp14:editId="4FC4A699">
+                <wp:simplePos x="0" y="0"/>
+                <wp:positionH relativeFrom="column">
+                  <wp:posOffset>352425</wp:posOffset>
+                </wp:positionH>
+                <wp:positionV relativeFrom="paragraph">
+                  <wp:posOffset>1818005</wp:posOffset>
+                </wp:positionV>
+                <wp:extent cx="3040380" cy="635"/>
+                <wp:effectExtent l="0" t="0" r="0" b="0"/>
+                <wp:wrapTopAndBottom/>
+                <wp:docPr id="1" name="Надпись 1"/>
+                <wp:cNvGraphicFramePr/>
+                <a:graphic xmlns:a="http://schemas.openxmlformats.org/drawingml/2006/main">
+                  <a:graphicData uri="http://schemas.microsoft.com/office/word/2010/wordprocessingShape">
+                    <wps:wsp>
+                      <wps:cNvSpPr txBox="1"/>
+                      <wps:spPr>
+                        <a:xfrm>
+                          <a:off x="0" y="0"/>
+                          <a:ext cx="3040380" cy="635"/>
+                        </a:xfrm>
+                        <a:prstGeom prst="rect">
+                          <a:avLst/>
+                        </a:prstGeom>
+                        <a:solidFill>
+                          <a:prstClr val="white"/>
+                        </a:solidFill>
+                        <a:ln>
+                          <a:noFill/>
+                        </a:ln>
+                      </wps:spPr>
+                      <wps:txbx>
+                        <w:txbxContent>
+                          <w:p>
+                            <w:pPr>
+                              <w:pStyle w:val="a4"/>
+                              <w:jc w:val="center"/>
+                              <w:rPr>
+                                <w:noProof/>
+                                <w:sz w:val="28"/>
+                                <w:szCs w:val="22"/>
+                              </w:rPr>
+                            </w:pPr>
+                            <w:r>
+                              <w:t xml:space="preserve">Рисунок </w:t>
+                            </w:r>
+                            <w:r>
+                              <w:fldChar w:fldCharType="begin"/>
+                            </w:r>
+                            <w:r>
+                              <w:instrText xml:space="preserve"> SEQ Рисунок \* ARABIC </w:instrText>
+                            </w:r>
+                            <w:r>
+                              <w:fldChar w:fldCharType="separate"/>
+                            </w:r>
+                            <w:r>
+                              <w:rPr>
+                                <w:noProof/>
+                              </w:rPr>
+                              <w:t>1</w:t>
+                            </w:r>
+                            <w:r>
+                              <w:fldChar w:fldCharType="end"/>
+                            </w:r>
+                          </w:p>
+                        </w:txbxContent>
+                      </wps:txbx>
+                      <wps:bodyPr rot="0" spcFirstLastPara="0" vertOverflow="overflow" horzOverflow="overflow" vert="horz" wrap="square" lIns="0" tIns="0" rIns="0" bIns="0" numCol="1" spcCol="0" rtlCol="0" fromWordArt="0" anchor="t" anchorCtr="0" forceAA="0" compatLnSpc="1">
+                        <a:prstTxWarp prst="textNoShape">
+                          <a:avLst/>
+                        </a:prstTxWarp>
+                        <a:spAutoFit/>
+                      </wps:bodyPr>
+                    </wps:wsp>
+                  </a:graphicData>
+                </a:graphic>
+              </wp:anchor>
+            </w:drawing>
+          </mc:Choice>
+          <mc:Fallback>
+            <w:pict>
+              <v:shapetype w14:anchorId="5799863B" id="_x0000_t202" coordsize="21600,21600" o:spt="202" path="m,l,21600r21600,l21600,xe">
+                <v:stroke joinstyle="miter"/>
+                <v:path gradientshapeok="t" o:connecttype="rect"/>
+              </v:shapetype>
+              <v:shape id="Надпись 1" o:spid="_x0000_s1026" type="#_x0000_t202" style="position:absolute;left:0;text-align:left;margin-left:27.75pt;margin-top:143.15pt;width:239.4pt;height:.05pt;z-index:251660288;visibility:visible;mso-wrap-style:square;mso-wrap-distance-left:9pt;mso-wrap-distance-top:0;mso-wrap-distance-right:9pt;mso-wrap-distance-bottom:0;mso-position-horizontal:absolute;mso-position-horizontal-relative:text;mso-position-vertical:absolute;mso-position-vertical-relative:text;v-text-anchor:top" o:gfxdata="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" stroked="f">
+                <v:textbox style="mso-fit-shape-to-text:t" inset="0,0,0,0">
+                  <w:txbxContent>
+                    <w:p>
+                      <w:pPr>
+                        <w:pStyle w:val="a4"/>
+                        <w:jc w:val="center"/>
+                        <w:rPr>
+                          <w:noProof/>
+                          <w:sz w:val="28"/>
+                          <w:szCs w:val="22"/>
+                        </w:rPr>
+                      </w:pPr>
+                      <w:r>
+                        <w:t xml:space="preserve">Рисунок </w:t>
+                      </w:r>
+                      <w:r>
+                        <w:fldChar w:fldCharType="begin"/>
+                      </w:r>
+                      <w:r>
+                        <w:instrText xml:space="preserve"> SEQ Рисунок \* ARABIC </w:instrText>
+                      </w:r>
+                      <w:r>
+                        <w:fldChar w:fldCharType="separate"/>
+                      </w:r>
+                      <w:r>
+                        <w:rPr>
+                          <w:noProof/>
+                        </w:rPr>
+                        <w:t>1</w:t>
+                      </w:r>
+                      <w:r>
+                        <w:fldChar w:fldCharType="end"/>
+                      </w:r>
+                    </w:p>
+                  </w:txbxContent>
+                </v:textbox>
+                <w10:wrap type="topAndBottom"/>
+              </v:shape>
+            </w:pict>
+          </mc:Fallback>
+        </mc:AlternateContent>
+      </w:r>
+      <w:r>
+        <w:t>правильно</w:t>
+      </w:r>
+      <w:r>
+        <w:t>м</w:t>
+      </w:r>
+      <w:r>
+        <w:t xml:space="preserve"> заполнен</w:t>
+      </w:r>
+      <w:r>
+        <w:t>ии</w:t>
+      </w:r>
+      <w:r>
+        <w:t xml:space="preserve"> каждой карточки</w:t>
+      </w:r>
+      <w:r>
+        <w:rPr>
+          <w:noProof/>
+        </w:rPr>
+        <w:t>:</w:t>
+      </w:r>
+    </w:p>
+    <w:p>
+      <w:pPr>
+        <w:pStyle w:val="a9"/>
+        <w:keepNext/>
+        <w:numPr>
+          <w:ilvl w:val="0"/>
+          <w:numId w:val="6"/>
+        </w:numPr>
+      </w:pPr>
+      <w:r>
+        <w:rPr>
+          <w:noProof/>
+        </w:rPr>
+        <mc:AlternateContent>
+          <mc:Choice Requires="wps">
+            <w:drawing>
+              <wp:anchor distT="0" distB="0" distL="114300" distR="114300" simplePos="0" relativeHeight="251663360" behindDoc="0" locked="0" layoutInCell="1" allowOverlap="1" wp14:anchorId="37FAA8C7" wp14:editId="70F67462">
+                <wp:simplePos x="0" y="0"/>
+                <wp:positionH relativeFrom="column">
+                  <wp:posOffset>481965</wp:posOffset>
+                </wp:positionH>
+                <wp:positionV relativeFrom="paragraph">
+                  <wp:posOffset>3510915</wp:posOffset>
+                </wp:positionV>
+                <wp:extent cx="2689860" cy="635"/>
+                <wp:effectExtent l="0" t="0" r="0" b="0"/>
+                <wp:wrapTopAndBottom/>
+                <wp:docPr id="9" name="Надпись 9"/>
+                <wp:cNvGraphicFramePr/>
+                <a:graphic xmlns:a="http://schemas.openxmlformats.org/drawingml/2006/main">
+                  <a:graphicData uri="http://schemas.microsoft.com/office/word/2010/wordprocessingShape">
+                    <wps:wsp>
+                      <wps:cNvSpPr txBox="1"/>
+                      <wps:spPr>
+                        <a:xfrm>
+                          <a:off x="0" y="0"/>
+                          <a:ext cx="2689860" cy="635"/>
+                        </a:xfrm>
+                        <a:prstGeom prst="rect">
+                          <a:avLst/>
+                        </a:prstGeom>
+                        <a:solidFill>
+                          <a:prstClr val="white"/>
+                        </a:solidFill>
+                        <a:ln>
+                          <a:noFill/>
+                        </a:ln>
+                      </wps:spPr>
+                      <wps:txbx>
+                        <w:txbxContent>
+                          <w:p>
+                            <w:pPr>
+                              <w:pStyle w:val="a4"/>
+                              <w:jc w:val="center"/>
+                              <w:rPr>
+                                <w:noProof/>
+                                <w:sz w:val="28"/>
+                                <w:szCs w:val="22"/>
+                              </w:rPr>
+                            </w:pPr>
+                            <w:r>
+                              <w:t xml:space="preserve">Рисунок </w:t>
+                            </w:r>
+                            <w:r>
+                              <w:fldChar w:fldCharType="begin"/>
+                            </w:r>
+                            <w:r>
+                              <w:instrText xml:space="preserve"> SEQ Рисунок \* ARABIC </w:instrText>
+                            </w:r>
+                            <w:r>
+                              <w:fldChar w:fldCharType="separate"/>
+                            </w:r>
+                            <w:r>
+                              <w:rPr>
+                                <w:noProof/>
+                              </w:rPr>
+                              <w:t>2</w:t>
+                            </w:r>
+                            <w:r>
+                              <w:fldChar w:fldCharType="end"/>
+                            </w:r>
+                          </w:p>
+                        </w:txbxContent>
+                      </wps:txbx>
+                      <wps:bodyPr rot="0" spcFirstLastPara="0" vertOverflow="overflow" horzOverflow="overflow" vert="horz" wrap="square" lIns="0" tIns="0" rIns="0" bIns="0" numCol="1" spcCol="0" rtlCol="0" fromWordArt="0" anchor="t" anchorCtr="0" forceAA="0" compatLnSpc="1">
+                        <a:prstTxWarp prst="textNoShape">
+                          <a:avLst/>
+                        </a:prstTxWarp>
+                        <a:spAutoFit/>
+                      </wps:bodyPr>
+                    </wps:wsp>
+                  </a:graphicData>
+                </a:graphic>
+              </wp:anchor>
+            </w:drawing>
+          </mc:Choice>
+          <mc:Fallback>
+            <w:pict>
+              <v:shape w14:anchorId="37FAA8C7" id="Надпись 9" o:spid="_x0000_s1027" type="#_x0000_t202" style="position:absolute;left:0;text-align:left;margin-left:37.95pt;margin-top:276.45pt;width:211.8pt;height:.05pt;z-index:251663360;visibility:visible;mso-wrap-style:square;mso-wrap-distance-left:9pt;mso-wrap-distance-top:0;mso-wrap-distance-right:9pt;mso-wrap-distance-bottom:0;mso-position-horizontal:absolute;mso-position-horizontal-relative:text;mso-position-vertical:absolute;mso-position-vertical-relative:text;v-text-anchor:top" o:gfxdata="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" stroked="f">
+                <v:textbox style="mso-fit-shape-to-text:t" inset="0,0,0,0">
+                  <w:txbxContent>
+                    <w:p>
+                      <w:pPr>
+                        <w:pStyle w:val="a4"/>
+                        <w:jc w:val="center"/>
+                        <w:rPr>
+                          <w:noProof/>
+                          <w:sz w:val="28"/>
+                          <w:szCs w:val="22"/>
+                        </w:rPr>
+                      </w:pPr>
+                      <w:r>
+                        <w:t xml:space="preserve">Рисунок </w:t>
+                      </w:r>
+                      <w:r>
+                        <w:fldChar w:fldCharType="begin"/>
+                      </w:r>
+                      <w:r>
+                        <w:instrText xml:space="preserve"> SEQ Рисунок \* ARABIC </w:instrText>
+                      </w:r>
+                      <w:r>
+                        <w:fldChar w:fldCharType="separate"/>
+                      </w:r>
+                      <w:r>
+                        <w:rPr>
+                          <w:noProof/>
+                        </w:rPr>
+                        <w:t>2</w:t>
+                      </w:r>
+                      <w:r>
+                        <w:fldChar w:fldCharType="end"/>
+                      </w:r>
+                    </w:p>
+                  </w:txbxContent>
+                </v:textbox>
+                <w10:wrap type="topAndBottom"/>
+              </v:shape>
+            </w:pict>
+          </mc:Fallback>
+        </mc:AlternateContent>
+      </w:r>
+      <w:r>
+        <w:rPr>
+          <w:noProof/>
+        </w:rPr>
+        <w:drawing>
+          <wp:anchor distT="0" distB="0" distL="114300" distR="114300" simplePos="0" relativeHeight="251661312" behindDoc="0" locked="0" layoutInCell="1" allowOverlap="1" wp14:anchorId="2F1BF713" wp14:editId="320BB08E">
+            <wp:simplePos x="0" y="0"/>
+            <wp:positionH relativeFrom="column">
+              <wp:posOffset>481965</wp:posOffset>
+            </wp:positionH>
+            <wp:positionV relativeFrom="paragraph">
+              <wp:posOffset>2143125</wp:posOffset>
+            </wp:positionV>
+            <wp:extent cx="2689860" cy="1310640"/>
+            <wp:effectExtent l="0" t="0" r="0" b="3810"/>
+            <wp:wrapTopAndBottom/>
+            <wp:docPr id="8" name="Рисунок 8"/>
+            <wp:cNvGraphicFramePr>
+              <a:graphicFrameLocks xmlns:a="http://schemas.openxmlformats.org/drawingml/2006/main" noChangeAspect="1"/>
+            </wp:cNvGraphicFramePr>
+            <a:graphic xmlns:a="http://schemas.openxmlformats.org/drawingml/2006/main">
+              <a:graphicData uri="http://schemas.openxmlformats.org/drawingml/2006/picture">
+                <pic:pic xmlns:pic="http://schemas.openxmlformats.org/drawingml/2006/picture">
+                  <pic:nvPicPr>
+                    <pic:cNvPr id="0" name="Picture 20"/>
+                    <pic:cNvPicPr>
+                      <a:picLocks noChangeAspect="1" noChangeArrowheads="1"/>
+                    </pic:cNvPicPr>
+                  </pic:nvPicPr>
+                  <pic:blipFill>
+                    <a:blip r:embed="rId9">
+                      <a:extLst>
+                        <a:ext uri="{28A0092B-C50C-407E-A947-70E740481C1C}">
+                          <a14:useLocalDpi xmlns:a14="http://schemas.microsoft.com/office/drawing/2010/main" val="0"/>
+                        </a:ext>
+                      </a:extLst>
+                    </a:blip>
+                    <a:srcRect/>
+                    <a:stretch>
+                      <a:fillRect/>
+                    </a:stretch>
+                  </pic:blipFill>
+                  <pic:spPr bwMode="auto">
+                    <a:xfrm>
+                      <a:off x="0" y="0"/>
+                      <a:ext cx="2689860" cy="1310640"/>
+                    </a:xfrm>
+                    <a:prstGeom prst="rect">
+                      <a:avLst/>
+                    </a:prstGeom>
+                    <a:noFill/>
+                    <a:ln>
+                      <a:noFill/>
+                    </a:ln>
+                  </pic:spPr>
+                </pic:pic>
+              </a:graphicData>
+            </a:graphic>
+          </wp:anchor>
+        </w:drawing>
+      </w:r>
+      <w:r>
+        <w:t>отсутствии</w:t>
+      </w:r>
+      <w:r>
+        <w:t>/</w:t>
+      </w:r>
+      <w:r>
+        <w:t>неправильно</w:t>
+      </w:r>
+      <w:r>
+        <w:t>м</w:t>
+      </w:r>
+      <w:r>
+        <w:t xml:space="preserve"> заполнен</w:t>
+      </w:r>
+      <w:r>
+        <w:t>ии</w:t>
+      </w:r>
+      <w:r>
+        <w:t xml:space="preserve"> </w:t>
+      </w:r>
+      <w:r>
+        <w:t>поля «документ»:</w:t>
+      </w:r>
+    </w:p>
+    <w:p>
+      <w:pPr>
+        <w:keepNext/>
+        <w:ind w:firstLine="360"/>
+        <w:rPr>
+          <w:noProof/>
+          <w:webHidden/>
+        </w:rPr>
+      </w:pPr>
+    </w:p>
+    <w:p>
+      <w:pPr>
+        <w:keepNext/>
+        <w:ind w:firstLine="360"/>
       </w:pPr>
     </w:p>
     <w:sectPr>
@@ -442,6 +1268,684 @@
     </w:sectPr>
   </w:body>
 </w:document>
+</file>
+
+<file path=word/endnotes.xml><?xml version="1.0" encoding="utf-8"?>
+<w:endnotes xmlns:wpc="http://schemas.microsoft.com/office/word/2010/wordprocessingCanvas" xmlns:cx="http://schemas.microsoft.com/office/drawing/2014/chartex" xmlns:cx1="http://schemas.microsoft.com/office/drawing/2015/9/8/chartex" xmlns:cx2="http://schemas.microsoft.com/office/drawing/2015/10/21/chartex" xmlns:cx3="http://schemas.microsoft.com/office/drawing/2016/5/9/chartex" xmlns:cx4="http://schemas.microsoft.com/office/drawing/2016/5/10/chartex" xmlns:cx5="http://schemas.microsoft.com/office/drawing/2016/5/11/chartex" xmlns:cx6="http://schemas.microsoft.com/office/drawing/2016/5/12/chartex" xmlns:cx7="http://schemas.microsoft.com/office/drawing/2016/5/13/chartex" xmlns:cx8="http://schemas.microsoft.com/office/drawing/2016/5/14/chartex" xmlns:mc="http://schemas.openxmlformats.org/markup-compatibility/2006" xmlns:aink="http://schemas.microsoft.com/office/drawing/2016/ink" xmlns:am3d="http://schemas.microsoft.com/office/drawing/2017/model3d" xmlns:o="urn:schemas-microsoft-com:office:office" xmlns:oel="http://schemas.microsoft.com/office/2019/extlst" xmlns:r="http://schemas.openxmlformats.org/officeDocument/2006/relationships" xmlns:m="http://schemas.openxmlformats.org/officeDocument/2006/math" xmlns:v="urn:schemas-microsoft-com:vml" xmlns:wp14="http://schemas.microsoft.com/office/word/2010/wordprocessingDrawing" xmlns:wp="http://schemas.openxmlformats.org/drawingml/2006/wordprocessingDrawing" xmlns:w10="urn:schemas-microsoft-com:office:word" xmlns:w="http://schemas.openxmlformats.org/wordprocessingml/2006/main" xmlns:w14="http://schemas.microsoft.com/office/word/2010/wordml" xmlns:w15="http://schemas.microsoft.com/office/word/2012/wordml" xmlns:w16cex="http://schemas.microsoft.com/office/word/2018/wordml/cex" xmlns:w16cid="http://schemas.microsoft.com/office/word/2016/wordml/cid" xmlns:w16="http://schemas.microsoft.com/office/word/2018/wordml" xmlns:w16sdtdh="http://schemas.microsoft.com/office/word/2020/wordml/sdtdatahash" xmlns:w16se="http://schemas.microsoft.com/office/word/2015/wordml/symex" xmlns:wpg="http://schemas.microsoft.com/office/word/2010/wordprocessingGroup" xmlns:wpi="http://schemas.microsoft.com/office/word/2010/wordprocessingInk" xmlns:wne="http://schemas.microsoft.com/office/word/2006/wordml" xmlns:wps="http://schemas.microsoft.com/office/word/2010/wordprocessingShape" mc:Ignorable="w14 w15 w16se w16cid w16 w16cex w16sdtdh wp14">
+  <w:endnote w:type="separator" w:id="-1">
+    <w:p>
+      <w:pPr>
+        <w:spacing w:after="0"/>
+      </w:pPr>
+      <w:r>
+        <w:separator/>
+      </w:r>
+    </w:p>
+  </w:endnote>
+  <w:endnote w:type="continuationSeparator" w:id="0">
+    <w:p>
+      <w:pPr>
+        <w:spacing w:after="0"/>
+      </w:pPr>
+      <w:r>
+        <w:continuationSeparator/>
+      </w:r>
+    </w:p>
+  </w:endnote>
+</w:endnotes>
+</file>
+
+<file path=word/footnotes.xml><?xml version="1.0" encoding="utf-8"?>
+<w:footnotes xmlns:wpc="http://schemas.microsoft.com/office/word/2010/wordprocessingCanvas" xmlns:cx="http://schemas.microsoft.com/office/drawing/2014/chartex" xmlns:cx1="http://schemas.microsoft.com/office/drawing/2015/9/8/chartex" xmlns:cx2="http://schemas.microsoft.com/office/drawing/2015/10/21/chartex" xmlns:cx3="http://schemas.microsoft.com/office/drawing/2016/5/9/chartex" xmlns:cx4="http://schemas.microsoft.com/office/drawing/2016/5/10/chartex" xmlns:cx5="http://schemas.microsoft.com/office/drawing/2016/5/11/chartex" xmlns:cx6="http://schemas.microsoft.com/office/drawing/2016/5/12/chartex" xmlns:cx7="http://schemas.microsoft.com/office/drawing/2016/5/13/chartex" xmlns:cx8="http://schemas.microsoft.com/office/drawing/2016/5/14/chartex" xmlns:mc="http://schemas.openxmlformats.org/markup-compatibility/2006" xmlns:aink="http://schemas.microsoft.com/office/drawing/2016/ink" xmlns:am3d="http://schemas.microsoft.com/office/drawing/2017/model3d" xmlns:o="urn:schemas-microsoft-com:office:office" xmlns:oel="http://schemas.microsoft.com/office/2019/extlst" xmlns:r="http://schemas.openxmlformats.org/officeDocument/2006/relationships" xmlns:m="http://schemas.openxmlformats.org/officeDocument/2006/math" xmlns:v="urn:schemas-microsoft-com:vml" xmlns:wp14="http://schemas.microsoft.com/office/word/2010/wordprocessingDrawing" xmlns:wp="http://schemas.openxmlformats.org/drawingml/2006/wordprocessingDrawing" xmlns:w10="urn:schemas-microsoft-com:office:word" xmlns:w="http://schemas.openxmlformats.org/wordprocessingml/2006/main" xmlns:w14="http://schemas.microsoft.com/office/word/2010/wordml" xmlns:w15="http://schemas.microsoft.com/office/word/2012/wordml" xmlns:w16cex="http://schemas.microsoft.com/office/word/2018/wordml/cex" xmlns:w16cid="http://schemas.microsoft.com/office/word/2016/wordml/cid" xmlns:w16="http://schemas.microsoft.com/office/word/2018/wordml" xmlns:w16sdtdh="http://schemas.microsoft.com/office/word/2020/wordml/sdtdatahash" xmlns:w16se="http://schemas.microsoft.com/office/word/2015/wordml/symex" xmlns:wpg="http://schemas.microsoft.com/office/word/2010/wordprocessingGroup" xmlns:wpi="http://schemas.microsoft.com/office/word/2010/wordprocessingInk" xmlns:wne="http://schemas.microsoft.com/office/word/2006/wordml" xmlns:wps="http://schemas.microsoft.com/office/word/2010/wordprocessingShape" mc:Ignorable="w14 w15 w16se w16cid w16 w16cex w16sdtdh wp14">
+  <w:footnote w:type="separator" w:id="-1">
+    <w:p>
+      <w:pPr>
+        <w:spacing w:after="0"/>
+      </w:pPr>
+      <w:r>
+        <w:separator/>
+      </w:r>
+    </w:p>
+  </w:footnote>
+  <w:footnote w:type="continuationSeparator" w:id="0">
+    <w:p>
+      <w:pPr>
+        <w:spacing w:after="0"/>
+      </w:pPr>
+      <w:r>
+        <w:continuationSeparator/>
+      </w:r>
+    </w:p>
+  </w:footnote>
+</w:footnotes>
+</file>
+
+<file path=word/numbering.xml><?xml version="1.0" encoding="utf-8"?>
+<w:numbering xmlns:wpc="http://schemas.microsoft.com/office/word/2010/wordprocessingCanvas" xmlns:cx="http://schemas.microsoft.com/office/drawing/2014/chartex" xmlns:cx1="http://schemas.microsoft.com/office/drawing/2015/9/8/chartex" xmlns:cx2="http://schemas.microsoft.com/office/drawing/2015/10/21/chartex" xmlns:cx3="http://schemas.microsoft.com/office/drawing/2016/5/9/chartex" xmlns:cx4="http://schemas.microsoft.com/office/drawing/2016/5/10/chartex" xmlns:cx5="http://schemas.microsoft.com/office/drawing/2016/5/11/chartex" xmlns:cx6="http://schemas.microsoft.com/office/drawing/2016/5/12/chartex" xmlns:cx7="http://schemas.microsoft.com/office/drawing/2016/5/13/chartex" xmlns:cx8="http://schemas.microsoft.com/office/drawing/2016/5/14/chartex" xmlns:mc="http://schemas.openxmlformats.org/markup-compatibility/2006" xmlns:aink="http://schemas.microsoft.com/office/drawing/2016/ink" xmlns:am3d="http://schemas.microsoft.com/office/drawing/2017/model3d" xmlns:o="urn:schemas-microsoft-com:office:office" xmlns:oel="http://schemas.microsoft.com/office/2019/extlst" xmlns:r="http://schemas.openxmlformats.org/officeDocument/2006/relationships" xmlns:m="http://schemas.openxmlformats.org/officeDocument/2006/math" xmlns:v="urn:schemas-microsoft-com:vml" xmlns:wp14="http://schemas.microsoft.com/office/word/2010/wordprocessingDrawing" xmlns:wp="http://schemas.openxmlformats.org/drawingml/2006/wordprocessingDrawing" xmlns:w10="urn:schemas-microsoft-com:office:word" xmlns:w="http://schemas.openxmlformats.org/wordprocessingml/2006/main" xmlns:w14="http://schemas.microsoft.com/office/word/2010/wordml" xmlns:w15="http://schemas.microsoft.com/office/word/2012/wordml" xmlns:w16cex="http://schemas.microsoft.com/office/word/2018/wordml/cex" xmlns:w16cid="http://schemas.microsoft.com/office/word/2016/wordml/cid" xmlns:w16="http://schemas.microsoft.com/office/word/2018/wordml" xmlns:w16sdtdh="http://schemas.microsoft.com/office/word/2020/wordml/sdtdatahash" xmlns:w16se="http://schemas.microsoft.com/office/word/2015/wordml/symex" xmlns:wpg="http://schemas.microsoft.com/office/word/2010/wordprocessingGroup" xmlns:wpi="http://schemas.microsoft.com/office/word/2010/wordprocessingInk" xmlns:wne="http://schemas.microsoft.com/office/word/2006/wordml" xmlns:wps="http://schemas.microsoft.com/office/word/2010/wordprocessingShape" mc:Ignorable="w14 w15 w16se w16cid w16 w16cex w16sdtdh wp14">
+  <w:abstractNum w:abstractNumId="0" w15:restartNumberingAfterBreak="0">
+    <w:nsid w:val="06DF4D1F"/>
+    <w:multiLevelType w:val="hybridMultilevel"/>
+    <w:tmpl w:val="EC2E6626"/>
+    <w:lvl w:ilvl="0" w:tplc="0419000F">
+      <w:start w:val="1"/>
+      <w:numFmt w:val="decimal"/>
+      <w:lvlText w:val="%1."/>
+      <w:lvlJc w:val="left"/>
+      <w:pPr>
+        <w:ind w:left="720" w:hanging="360"/>
+      </w:pPr>
+    </w:lvl>
+    <w:lvl w:ilvl="1" w:tplc="04190019" w:tentative="1">
+      <w:start w:val="1"/>
+      <w:numFmt w:val="lowerLetter"/>
+      <w:lvlText w:val="%2."/>
+      <w:lvlJc w:val="left"/>
+      <w:pPr>
+        <w:ind w:left="1440" w:hanging="360"/>
+      </w:pPr>
+    </w:lvl>
+    <w:lvl w:ilvl="2" w:tplc="0419001B" w:tentative="1">
+      <w:start w:val="1"/>
+      <w:numFmt w:val="lowerRoman"/>
+      <w:lvlText w:val="%3."/>
+      <w:lvlJc w:val="right"/>
+      <w:pPr>
+        <w:ind w:left="2160" w:hanging="180"/>
+      </w:pPr>
+    </w:lvl>
+    <w:lvl w:ilvl="3" w:tplc="0419000F" w:tentative="1">
+      <w:start w:val="1"/>
+      <w:numFmt w:val="decimal"/>
+      <w:lvlText w:val="%4."/>
+      <w:lvlJc w:val="left"/>
+      <w:pPr>
+        <w:ind w:left="2880" w:hanging="360"/>
+      </w:pPr>
+    </w:lvl>
+    <w:lvl w:ilvl="4" w:tplc="04190019" w:tentative="1">
+      <w:start w:val="1"/>
+      <w:numFmt w:val="lowerLetter"/>
+      <w:lvlText w:val="%5."/>
+      <w:lvlJc w:val="left"/>
+      <w:pPr>
+        <w:ind w:left="3600" w:hanging="360"/>
+      </w:pPr>
+    </w:lvl>
+    <w:lvl w:ilvl="5" w:tplc="0419001B" w:tentative="1">
+      <w:start w:val="1"/>
+      <w:numFmt w:val="lowerRoman"/>
+      <w:lvlText w:val="%6."/>
+      <w:lvlJc w:val="right"/>
+      <w:pPr>
+        <w:ind w:left="4320" w:hanging="180"/>
+      </w:pPr>
+    </w:lvl>
+    <w:lvl w:ilvl="6" w:tplc="0419000F" w:tentative="1">
+      <w:start w:val="1"/>
+      <w:numFmt w:val="decimal"/>
+      <w:lvlText w:val="%7."/>
+      <w:lvlJc w:val="left"/>
+      <w:pPr>
+        <w:ind w:left="5040" w:hanging="360"/>
+      </w:pPr>
+    </w:lvl>
+    <w:lvl w:ilvl="7" w:tplc="04190019" w:tentative="1">
+      <w:start w:val="1"/>
+      <w:numFmt w:val="lowerLetter"/>
+      <w:lvlText w:val="%8."/>
+      <w:lvlJc w:val="left"/>
+      <w:pPr>
+        <w:ind w:left="5760" w:hanging="360"/>
+      </w:pPr>
+    </w:lvl>
+    <w:lvl w:ilvl="8" w:tplc="0419001B" w:tentative="1">
+      <w:start w:val="1"/>
+      <w:numFmt w:val="lowerRoman"/>
+      <w:lvlText w:val="%9."/>
+      <w:lvlJc w:val="right"/>
+      <w:pPr>
+        <w:ind w:left="6480" w:hanging="180"/>
+      </w:pPr>
+    </w:lvl>
+  </w:abstractNum>
+  <w:abstractNum w:abstractNumId="1" w15:restartNumberingAfterBreak="0">
+    <w:nsid w:val="08513984"/>
+    <w:multiLevelType w:val="hybridMultilevel"/>
+    <w:tmpl w:val="7842F426"/>
+    <w:lvl w:ilvl="0" w:tplc="0419000F">
+      <w:start w:val="1"/>
+      <w:numFmt w:val="decimal"/>
+      <w:lvlText w:val="%1."/>
+      <w:lvlJc w:val="left"/>
+      <w:pPr>
+        <w:ind w:left="1429" w:hanging="360"/>
+      </w:pPr>
+    </w:lvl>
+    <w:lvl w:ilvl="1" w:tplc="04190019" w:tentative="1">
+      <w:start w:val="1"/>
+      <w:numFmt w:val="lowerLetter"/>
+      <w:lvlText w:val="%2."/>
+      <w:lvlJc w:val="left"/>
+      <w:pPr>
+        <w:ind w:left="2149" w:hanging="360"/>
+      </w:pPr>
+    </w:lvl>
+    <w:lvl w:ilvl="2" w:tplc="0419001B" w:tentative="1">
+      <w:start w:val="1"/>
+      <w:numFmt w:val="lowerRoman"/>
+      <w:lvlText w:val="%3."/>
+      <w:lvlJc w:val="right"/>
+      <w:pPr>
+        <w:ind w:left="2869" w:hanging="180"/>
+      </w:pPr>
+    </w:lvl>
+    <w:lvl w:ilvl="3" w:tplc="0419000F" w:tentative="1">
+      <w:start w:val="1"/>
+      <w:numFmt w:val="decimal"/>
+      <w:lvlText w:val="%4."/>
+      <w:lvlJc w:val="left"/>
+      <w:pPr>
+        <w:ind w:left="3589" w:hanging="360"/>
+      </w:pPr>
+    </w:lvl>
+    <w:lvl w:ilvl="4" w:tplc="04190019" w:tentative="1">
+      <w:start w:val="1"/>
+      <w:numFmt w:val="lowerLetter"/>
+      <w:lvlText w:val="%5."/>
+      <w:lvlJc w:val="left"/>
+      <w:pPr>
+        <w:ind w:left="4309" w:hanging="360"/>
+      </w:pPr>
+    </w:lvl>
+    <w:lvl w:ilvl="5" w:tplc="0419001B" w:tentative="1">
+      <w:start w:val="1"/>
+      <w:numFmt w:val="lowerRoman"/>
+      <w:lvlText w:val="%6."/>
+      <w:lvlJc w:val="right"/>
+      <w:pPr>
+        <w:ind w:left="5029" w:hanging="180"/>
+      </w:pPr>
+    </w:lvl>
+    <w:lvl w:ilvl="6" w:tplc="0419000F" w:tentative="1">
+      <w:start w:val="1"/>
+      <w:numFmt w:val="decimal"/>
+      <w:lvlText w:val="%7."/>
+      <w:lvlJc w:val="left"/>
+      <w:pPr>
+        <w:ind w:left="5749" w:hanging="360"/>
+      </w:pPr>
+    </w:lvl>
+    <w:lvl w:ilvl="7" w:tplc="04190019" w:tentative="1">
+      <w:start w:val="1"/>
+      <w:numFmt w:val="lowerLetter"/>
+      <w:lvlText w:val="%8."/>
+      <w:lvlJc w:val="left"/>
+      <w:pPr>
+        <w:ind w:left="6469" w:hanging="360"/>
+      </w:pPr>
+    </w:lvl>
+    <w:lvl w:ilvl="8" w:tplc="0419001B" w:tentative="1">
+      <w:start w:val="1"/>
+      <w:numFmt w:val="lowerRoman"/>
+      <w:lvlText w:val="%9."/>
+      <w:lvlJc w:val="right"/>
+      <w:pPr>
+        <w:ind w:left="7189" w:hanging="180"/>
+      </w:pPr>
+    </w:lvl>
+  </w:abstractNum>
+  <w:abstractNum w:abstractNumId="2" w15:restartNumberingAfterBreak="0">
+    <w:nsid w:val="251B3A43"/>
+    <w:multiLevelType w:val="hybridMultilevel"/>
+    <w:tmpl w:val="AEB2625A"/>
+    <w:lvl w:ilvl="0" w:tplc="0419000F">
+      <w:start w:val="1"/>
+      <w:numFmt w:val="decimal"/>
+      <w:lvlText w:val="%1."/>
+      <w:lvlJc w:val="left"/>
+      <w:pPr>
+        <w:ind w:left="1428" w:hanging="360"/>
+      </w:pPr>
+    </w:lvl>
+    <w:lvl w:ilvl="1" w:tplc="04190019" w:tentative="1">
+      <w:start w:val="1"/>
+      <w:numFmt w:val="lowerLetter"/>
+      <w:lvlText w:val="%2."/>
+      <w:lvlJc w:val="left"/>
+      <w:pPr>
+        <w:ind w:left="2148" w:hanging="360"/>
+      </w:pPr>
+    </w:lvl>
+    <w:lvl w:ilvl="2" w:tplc="0419001B" w:tentative="1">
+      <w:start w:val="1"/>
+      <w:numFmt w:val="lowerRoman"/>
+      <w:lvlText w:val="%3."/>
+      <w:lvlJc w:val="right"/>
+      <w:pPr>
+        <w:ind w:left="2868" w:hanging="180"/>
+      </w:pPr>
+    </w:lvl>
+    <w:lvl w:ilvl="3" w:tplc="0419000F" w:tentative="1">
+      <w:start w:val="1"/>
+      <w:numFmt w:val="decimal"/>
+      <w:lvlText w:val="%4."/>
+      <w:lvlJc w:val="left"/>
+      <w:pPr>
+        <w:ind w:left="3588" w:hanging="360"/>
+      </w:pPr>
+    </w:lvl>
+    <w:lvl w:ilvl="4" w:tplc="04190019" w:tentative="1">
+      <w:start w:val="1"/>
+      <w:numFmt w:val="lowerLetter"/>
+      <w:lvlText w:val="%5."/>
+      <w:lvlJc w:val="left"/>
+      <w:pPr>
+        <w:ind w:left="4308" w:hanging="360"/>
+      </w:pPr>
+    </w:lvl>
+    <w:lvl w:ilvl="5" w:tplc="0419001B" w:tentative="1">
+      <w:start w:val="1"/>
+      <w:numFmt w:val="lowerRoman"/>
+      <w:lvlText w:val="%6."/>
+      <w:lvlJc w:val="right"/>
+      <w:pPr>
+        <w:ind w:left="5028" w:hanging="180"/>
+      </w:pPr>
+    </w:lvl>
+    <w:lvl w:ilvl="6" w:tplc="0419000F" w:tentative="1">
+      <w:start w:val="1"/>
+      <w:numFmt w:val="decimal"/>
+      <w:lvlText w:val="%7."/>
+      <w:lvlJc w:val="left"/>
+      <w:pPr>
+        <w:ind w:left="5748" w:hanging="360"/>
+      </w:pPr>
+    </w:lvl>
+    <w:lvl w:ilvl="7" w:tplc="04190019" w:tentative="1">
+      <w:start w:val="1"/>
+      <w:numFmt w:val="lowerLetter"/>
+      <w:lvlText w:val="%8."/>
+      <w:lvlJc w:val="left"/>
+      <w:pPr>
+        <w:ind w:left="6468" w:hanging="360"/>
+      </w:pPr>
+    </w:lvl>
+    <w:lvl w:ilvl="8" w:tplc="0419001B" w:tentative="1">
+      <w:start w:val="1"/>
+      <w:numFmt w:val="lowerRoman"/>
+      <w:lvlText w:val="%9."/>
+      <w:lvlJc w:val="right"/>
+      <w:pPr>
+        <w:ind w:left="7188" w:hanging="180"/>
+      </w:pPr>
+    </w:lvl>
+  </w:abstractNum>
+  <w:abstractNum w:abstractNumId="3" w15:restartNumberingAfterBreak="0">
+    <w:nsid w:val="2CF31766"/>
+    <w:multiLevelType w:val="hybridMultilevel"/>
+    <w:tmpl w:val="A43C3BA8"/>
+    <w:lvl w:ilvl="0" w:tplc="0419000F">
+      <w:start w:val="1"/>
+      <w:numFmt w:val="decimal"/>
+      <w:lvlText w:val="%1."/>
+      <w:lvlJc w:val="left"/>
+      <w:pPr>
+        <w:ind w:left="1429" w:hanging="360"/>
+      </w:pPr>
+    </w:lvl>
+    <w:lvl w:ilvl="1" w:tplc="04190019" w:tentative="1">
+      <w:start w:val="1"/>
+      <w:numFmt w:val="lowerLetter"/>
+      <w:lvlText w:val="%2."/>
+      <w:lvlJc w:val="left"/>
+      <w:pPr>
+        <w:ind w:left="2149" w:hanging="360"/>
+      </w:pPr>
+    </w:lvl>
+    <w:lvl w:ilvl="2" w:tplc="0419001B" w:tentative="1">
+      <w:start w:val="1"/>
+      <w:numFmt w:val="lowerRoman"/>
+      <w:lvlText w:val="%3."/>
+      <w:lvlJc w:val="right"/>
+      <w:pPr>
+        <w:ind w:left="2869" w:hanging="180"/>
+      </w:pPr>
+    </w:lvl>
+    <w:lvl w:ilvl="3" w:tplc="0419000F" w:tentative="1">
+      <w:start w:val="1"/>
+      <w:numFmt w:val="decimal"/>
+      <w:lvlText w:val="%4."/>
+      <w:lvlJc w:val="left"/>
+      <w:pPr>
+        <w:ind w:left="3589" w:hanging="360"/>
+      </w:pPr>
+    </w:lvl>
+    <w:lvl w:ilvl="4" w:tplc="04190019" w:tentative="1">
+      <w:start w:val="1"/>
+      <w:numFmt w:val="lowerLetter"/>
+      <w:lvlText w:val="%5."/>
+      <w:lvlJc w:val="left"/>
+      <w:pPr>
+        <w:ind w:left="4309" w:hanging="360"/>
+      </w:pPr>
+    </w:lvl>
+    <w:lvl w:ilvl="5" w:tplc="0419001B" w:tentative="1">
+      <w:start w:val="1"/>
+      <w:numFmt w:val="lowerRoman"/>
+      <w:lvlText w:val="%6."/>
+      <w:lvlJc w:val="right"/>
+      <w:pPr>
+        <w:ind w:left="5029" w:hanging="180"/>
+      </w:pPr>
+    </w:lvl>
+    <w:lvl w:ilvl="6" w:tplc="0419000F" w:tentative="1">
+      <w:start w:val="1"/>
+      <w:numFmt w:val="decimal"/>
+      <w:lvlText w:val="%7."/>
+      <w:lvlJc w:val="left"/>
+      <w:pPr>
+        <w:ind w:left="5749" w:hanging="360"/>
+      </w:pPr>
+    </w:lvl>
+    <w:lvl w:ilvl="7" w:tplc="04190019" w:tentative="1">
+      <w:start w:val="1"/>
+      <w:numFmt w:val="lowerLetter"/>
+      <w:lvlText w:val="%8."/>
+      <w:lvlJc w:val="left"/>
+      <w:pPr>
+        <w:ind w:left="6469" w:hanging="360"/>
+      </w:pPr>
+    </w:lvl>
+    <w:lvl w:ilvl="8" w:tplc="0419001B" w:tentative="1">
+      <w:start w:val="1"/>
+      <w:numFmt w:val="lowerRoman"/>
+      <w:lvlText w:val="%9."/>
+      <w:lvlJc w:val="right"/>
+      <w:pPr>
+        <w:ind w:left="7189" w:hanging="180"/>
+      </w:pPr>
+    </w:lvl>
+  </w:abstractNum>
+  <w:abstractNum w:abstractNumId="4" w15:restartNumberingAfterBreak="0">
+    <w:nsid w:val="373F2564"/>
+    <w:multiLevelType w:val="hybridMultilevel"/>
+    <w:tmpl w:val="2C788460"/>
+    <w:lvl w:ilvl="0" w:tplc="0419000F">
+      <w:start w:val="1"/>
+      <w:numFmt w:val="decimal"/>
+      <w:lvlText w:val="%1."/>
+      <w:lvlJc w:val="left"/>
+      <w:pPr>
+        <w:ind w:left="720" w:hanging="360"/>
+      </w:pPr>
+    </w:lvl>
+    <w:lvl w:ilvl="1" w:tplc="04190019" w:tentative="1">
+      <w:start w:val="1"/>
+      <w:numFmt w:val="lowerLetter"/>
+      <w:lvlText w:val="%2."/>
+      <w:lvlJc w:val="left"/>
+      <w:pPr>
+        <w:ind w:left="1440" w:hanging="360"/>
+      </w:pPr>
+    </w:lvl>
+    <w:lvl w:ilvl="2" w:tplc="0419001B" w:tentative="1">
+      <w:start w:val="1"/>
+      <w:numFmt w:val="lowerRoman"/>
+      <w:lvlText w:val="%3."/>
+      <w:lvlJc w:val="right"/>
+      <w:pPr>
+        <w:ind w:left="2160" w:hanging="180"/>
+      </w:pPr>
+    </w:lvl>
+    <w:lvl w:ilvl="3" w:tplc="0419000F" w:tentative="1">
+      <w:start w:val="1"/>
+      <w:numFmt w:val="decimal"/>
+      <w:lvlText w:val="%4."/>
+      <w:lvlJc w:val="left"/>
+      <w:pPr>
+        <w:ind w:left="2880" w:hanging="360"/>
+      </w:pPr>
+    </w:lvl>
+    <w:lvl w:ilvl="4" w:tplc="04190019" w:tentative="1">
+      <w:start w:val="1"/>
+      <w:numFmt w:val="lowerLetter"/>
+      <w:lvlText w:val="%5."/>
+      <w:lvlJc w:val="left"/>
+      <w:pPr>
+        <w:ind w:left="3600" w:hanging="360"/>
+      </w:pPr>
+    </w:lvl>
+    <w:lvl w:ilvl="5" w:tplc="0419001B" w:tentative="1">
+      <w:start w:val="1"/>
+      <w:numFmt w:val="lowerRoman"/>
+      <w:lvlText w:val="%6."/>
+      <w:lvlJc w:val="right"/>
+      <w:pPr>
+        <w:ind w:left="4320" w:hanging="180"/>
+      </w:pPr>
+    </w:lvl>
+    <w:lvl w:ilvl="6" w:tplc="0419000F" w:tentative="1">
+      <w:start w:val="1"/>
+      <w:numFmt w:val="decimal"/>
+      <w:lvlText w:val="%7."/>
+      <w:lvlJc w:val="left"/>
+      <w:pPr>
+        <w:ind w:left="5040" w:hanging="360"/>
+      </w:pPr>
+    </w:lvl>
+    <w:lvl w:ilvl="7" w:tplc="04190019" w:tentative="1">
+      <w:start w:val="1"/>
+      <w:numFmt w:val="lowerLetter"/>
+      <w:lvlText w:val="%8."/>
+      <w:lvlJc w:val="left"/>
+      <w:pPr>
+        <w:ind w:left="5760" w:hanging="360"/>
+      </w:pPr>
+    </w:lvl>
+    <w:lvl w:ilvl="8" w:tplc="0419001B" w:tentative="1">
+      <w:start w:val="1"/>
+      <w:numFmt w:val="lowerRoman"/>
+      <w:lvlText w:val="%9."/>
+      <w:lvlJc w:val="right"/>
+      <w:pPr>
+        <w:ind w:left="6480" w:hanging="180"/>
+      </w:pPr>
+    </w:lvl>
+  </w:abstractNum>
+  <w:abstractNum w:abstractNumId="5" w15:restartNumberingAfterBreak="0">
+    <w:nsid w:val="487E5948"/>
+    <w:multiLevelType w:val="hybridMultilevel"/>
+    <w:tmpl w:val="D38C2AF0"/>
+    <w:lvl w:ilvl="0" w:tplc="0419000F">
+      <w:start w:val="1"/>
+      <w:numFmt w:val="decimal"/>
+      <w:lvlText w:val="%1."/>
+      <w:lvlJc w:val="left"/>
+      <w:pPr>
+        <w:ind w:left="1429" w:hanging="360"/>
+      </w:pPr>
+    </w:lvl>
+    <w:lvl w:ilvl="1" w:tplc="04190019" w:tentative="1">
+      <w:start w:val="1"/>
+      <w:numFmt w:val="lowerLetter"/>
+      <w:lvlText w:val="%2."/>
+      <w:lvlJc w:val="left"/>
+      <w:pPr>
+        <w:ind w:left="2149" w:hanging="360"/>
+      </w:pPr>
+    </w:lvl>
+    <w:lvl w:ilvl="2" w:tplc="0419001B" w:tentative="1">
+      <w:start w:val="1"/>
+      <w:numFmt w:val="lowerRoman"/>
+      <w:lvlText w:val="%3."/>
+      <w:lvlJc w:val="right"/>
+      <w:pPr>
+        <w:ind w:left="2869" w:hanging="180"/>
+      </w:pPr>
+    </w:lvl>
+    <w:lvl w:ilvl="3" w:tplc="0419000F" w:tentative="1">
+      <w:start w:val="1"/>
+      <w:numFmt w:val="decimal"/>
+      <w:lvlText w:val="%4."/>
+      <w:lvlJc w:val="left"/>
+      <w:pPr>
+        <w:ind w:left="3589" w:hanging="360"/>
+      </w:pPr>
+    </w:lvl>
+    <w:lvl w:ilvl="4" w:tplc="04190019" w:tentative="1">
+      <w:start w:val="1"/>
+      <w:numFmt w:val="lowerLetter"/>
+      <w:lvlText w:val="%5."/>
+      <w:lvlJc w:val="left"/>
+      <w:pPr>
+        <w:ind w:left="4309" w:hanging="360"/>
+      </w:pPr>
+    </w:lvl>
+    <w:lvl w:ilvl="5" w:tplc="0419001B" w:tentative="1">
+      <w:start w:val="1"/>
+      <w:numFmt w:val="lowerRoman"/>
+      <w:lvlText w:val="%6."/>
+      <w:lvlJc w:val="right"/>
+      <w:pPr>
+        <w:ind w:left="5029" w:hanging="180"/>
+      </w:pPr>
+    </w:lvl>
+    <w:lvl w:ilvl="6" w:tplc="0419000F" w:tentative="1">
+      <w:start w:val="1"/>
+      <w:numFmt w:val="decimal"/>
+      <w:lvlText w:val="%7."/>
+      <w:lvlJc w:val="left"/>
+      <w:pPr>
+        <w:ind w:left="5749" w:hanging="360"/>
+      </w:pPr>
+    </w:lvl>
+    <w:lvl w:ilvl="7" w:tplc="04190019" w:tentative="1">
+      <w:start w:val="1"/>
+      <w:numFmt w:val="lowerLetter"/>
+      <w:lvlText w:val="%8."/>
+      <w:lvlJc w:val="left"/>
+      <w:pPr>
+        <w:ind w:left="6469" w:hanging="360"/>
+      </w:pPr>
+    </w:lvl>
+    <w:lvl w:ilvl="8" w:tplc="0419001B" w:tentative="1">
+      <w:start w:val="1"/>
+      <w:numFmt w:val="lowerRoman"/>
+      <w:lvlText w:val="%9."/>
+      <w:lvlJc w:val="right"/>
+      <w:pPr>
+        <w:ind w:left="7189" w:hanging="180"/>
+      </w:pPr>
+    </w:lvl>
+  </w:abstractNum>
+  <w:abstractNum w:abstractNumId="6" w15:restartNumberingAfterBreak="0">
+    <w:nsid w:val="7ACE08E3"/>
+    <w:multiLevelType w:val="hybridMultilevel"/>
+    <w:tmpl w:val="41F47CA8"/>
+    <w:lvl w:ilvl="0" w:tplc="0419000F">
+      <w:start w:val="1"/>
+      <w:numFmt w:val="decimal"/>
+      <w:lvlText w:val="%1."/>
+      <w:lvlJc w:val="left"/>
+      <w:pPr>
+        <w:ind w:left="1429" w:hanging="360"/>
+      </w:pPr>
+    </w:lvl>
+    <w:lvl w:ilvl="1" w:tplc="04190019" w:tentative="1">
+      <w:start w:val="1"/>
+      <w:numFmt w:val="lowerLetter"/>
+      <w:lvlText w:val="%2."/>
+      <w:lvlJc w:val="left"/>
+      <w:pPr>
+        <w:ind w:left="2149" w:hanging="360"/>
+      </w:pPr>
+    </w:lvl>
+    <w:lvl w:ilvl="2" w:tplc="0419001B" w:tentative="1">
+      <w:start w:val="1"/>
+      <w:numFmt w:val="lowerRoman"/>
+      <w:lvlText w:val="%3."/>
+      <w:lvlJc w:val="right"/>
+      <w:pPr>
+        <w:ind w:left="2869" w:hanging="180"/>
+      </w:pPr>
+    </w:lvl>
+    <w:lvl w:ilvl="3" w:tplc="0419000F" w:tentative="1">
+      <w:start w:val="1"/>
+      <w:numFmt w:val="decimal"/>
+      <w:lvlText w:val="%4."/>
+      <w:lvlJc w:val="left"/>
+      <w:pPr>
+        <w:ind w:left="3589" w:hanging="360"/>
+      </w:pPr>
+    </w:lvl>
+    <w:lvl w:ilvl="4" w:tplc="04190019" w:tentative="1">
+      <w:start w:val="1"/>
+      <w:numFmt w:val="lowerLetter"/>
+      <w:lvlText w:val="%5."/>
+      <w:lvlJc w:val="left"/>
+      <w:pPr>
+        <w:ind w:left="4309" w:hanging="360"/>
+      </w:pPr>
+    </w:lvl>
+    <w:lvl w:ilvl="5" w:tplc="0419001B" w:tentative="1">
+      <w:start w:val="1"/>
+      <w:numFmt w:val="lowerRoman"/>
+      <w:lvlText w:val="%6."/>
+      <w:lvlJc w:val="right"/>
+      <w:pPr>
+        <w:ind w:left="5029" w:hanging="180"/>
+      </w:pPr>
+    </w:lvl>
+    <w:lvl w:ilvl="6" w:tplc="0419000F" w:tentative="1">
+      <w:start w:val="1"/>
+      <w:numFmt w:val="decimal"/>
+      <w:lvlText w:val="%7."/>
+      <w:lvlJc w:val="left"/>
+      <w:pPr>
+        <w:ind w:left="5749" w:hanging="360"/>
+      </w:pPr>
+    </w:lvl>
+    <w:lvl w:ilvl="7" w:tplc="04190019" w:tentative="1">
+      <w:start w:val="1"/>
+      <w:numFmt w:val="lowerLetter"/>
+      <w:lvlText w:val="%8."/>
+      <w:lvlJc w:val="left"/>
+      <w:pPr>
+        <w:ind w:left="6469" w:hanging="360"/>
+      </w:pPr>
+    </w:lvl>
+    <w:lvl w:ilvl="8" w:tplc="0419001B" w:tentative="1">
+      <w:start w:val="1"/>
+      <w:numFmt w:val="lowerRoman"/>
+      <w:lvlText w:val="%9."/>
+      <w:lvlJc w:val="right"/>
+      <w:pPr>
+        <w:ind w:left="7189" w:hanging="180"/>
+      </w:pPr>
+    </w:lvl>
+  </w:abstractNum>
+  <w:num w:numId="1" w16cid:durableId="14188465">
+    <w:abstractNumId w:val="6"/>
+  </w:num>
+  <w:num w:numId="2" w16cid:durableId="1421483706">
+    <w:abstractNumId w:val="1"/>
+  </w:num>
+  <w:num w:numId="3" w16cid:durableId="1811900036">
+    <w:abstractNumId w:val="3"/>
+  </w:num>
+  <w:num w:numId="4" w16cid:durableId="1748990798">
+    <w:abstractNumId w:val="4"/>
+  </w:num>
+  <w:num w:numId="5" w16cid:durableId="1903322643">
+    <w:abstractNumId w:val="2"/>
+  </w:num>
+  <w:num w:numId="6" w16cid:durableId="56100083">
+    <w:abstractNumId w:val="0"/>
+  </w:num>
+  <w:num w:numId="7" w16cid:durableId="1588731016">
+    <w:abstractNumId w:val="5"/>
+  </w:num>
+</w:numbering>
 </file>
 
 <file path=word/styles.xml><?xml version="1.0" encoding="utf-8"?>
@@ -842,6 +2346,61 @@
   <w:style w:type="paragraph" w:default="1" w:styleId="a">
     <w:name w:val="Normal"/>
     <w:qFormat/>
+    <w:rsid w:val="00176FE8"/>
+    <w:pPr>
+      <w:spacing w:line="240" w:lineRule="auto"/>
+      <w:ind w:firstLine="709"/>
+      <w:jc w:val="both"/>
+    </w:pPr>
+    <w:rPr>
+      <w:rFonts w:ascii="Times New Roman" w:hAnsi="Times New Roman"/>
+      <w:sz w:val="28"/>
+    </w:rPr>
+  </w:style>
+  <w:style w:type="paragraph" w:styleId="1">
+    <w:name w:val="heading 1"/>
+    <w:basedOn w:val="a"/>
+    <w:next w:val="a"/>
+    <w:link w:val="10"/>
+    <w:uiPriority w:val="9"/>
+    <w:qFormat/>
+    <w:rsid w:val="00176FE8"/>
+    <w:pPr>
+      <w:keepNext/>
+      <w:keepLines/>
+      <w:spacing w:before="240" w:after="0"/>
+      <w:jc w:val="center"/>
+      <w:outlineLvl w:val="0"/>
+    </w:pPr>
+    <w:rPr>
+      <w:rFonts w:eastAsiaTheme="majorEastAsia" w:cstheme="majorBidi"/>
+      <w:b/>
+      <w:color w:val="000000" w:themeColor="text1"/>
+      <w:szCs w:val="32"/>
+    </w:rPr>
+  </w:style>
+  <w:style w:type="paragraph" w:styleId="2">
+    <w:name w:val="heading 2"/>
+    <w:basedOn w:val="a"/>
+    <w:next w:val="a"/>
+    <w:link w:val="20"/>
+    <w:uiPriority w:val="9"/>
+    <w:unhideWhenUsed/>
+    <w:qFormat/>
+    <w:rsid w:val="00C71280"/>
+    <w:pPr>
+      <w:keepNext/>
+      <w:keepLines/>
+      <w:spacing w:before="120" w:after="120"/>
+      <w:jc w:val="center"/>
+      <w:outlineLvl w:val="1"/>
+    </w:pPr>
+    <w:rPr>
+      <w:rFonts w:eastAsiaTheme="majorEastAsia" w:cstheme="majorBidi"/>
+      <w:b/>
+      <w:color w:val="000000" w:themeColor="text1"/>
+      <w:szCs w:val="26"/>
+    </w:rPr>
   </w:style>
   <w:style w:type="character" w:default="1" w:styleId="a0">
     <w:name w:val="Default Paragraph Font"/>
@@ -897,7 +2456,7 @@
     <w:qFormat/>
     <w:rsid w:val="00BF2704"/>
     <w:pPr>
-      <w:spacing w:after="200" w:line="240" w:lineRule="auto"/>
+      <w:spacing w:after="200"/>
     </w:pPr>
     <w:rPr>
       <w:i/>
@@ -905,6 +2464,187 @@
       <w:color w:val="44546A" w:themeColor="text2"/>
       <w:sz w:val="18"/>
       <w:szCs w:val="18"/>
+    </w:rPr>
+  </w:style>
+  <w:style w:type="paragraph" w:styleId="a5">
+    <w:name w:val="header"/>
+    <w:basedOn w:val="a"/>
+    <w:link w:val="a6"/>
+    <w:uiPriority w:val="99"/>
+    <w:unhideWhenUsed/>
+    <w:rsid w:val="00F829AF"/>
+    <w:pPr>
+      <w:tabs>
+        <w:tab w:val="center" w:pos="4677"/>
+        <w:tab w:val="right" w:pos="9355"/>
+      </w:tabs>
+      <w:spacing w:after="0"/>
+    </w:pPr>
+  </w:style>
+  <w:style w:type="character" w:customStyle="1" w:styleId="a6">
+    <w:name w:val="Верхний колонтитул Знак"/>
+    <w:basedOn w:val="a0"/>
+    <w:link w:val="a5"/>
+    <w:uiPriority w:val="99"/>
+    <w:rsid w:val="00F829AF"/>
+  </w:style>
+  <w:style w:type="paragraph" w:styleId="a7">
+    <w:name w:val="footer"/>
+    <w:basedOn w:val="a"/>
+    <w:link w:val="a8"/>
+    <w:uiPriority w:val="99"/>
+    <w:unhideWhenUsed/>
+    <w:rsid w:val="00F829AF"/>
+    <w:pPr>
+      <w:tabs>
+        <w:tab w:val="center" w:pos="4677"/>
+        <w:tab w:val="right" w:pos="9355"/>
+      </w:tabs>
+      <w:spacing w:after="0"/>
+    </w:pPr>
+  </w:style>
+  <w:style w:type="character" w:customStyle="1" w:styleId="a8">
+    <w:name w:val="Нижний колонтитул Знак"/>
+    <w:basedOn w:val="a0"/>
+    <w:link w:val="a7"/>
+    <w:uiPriority w:val="99"/>
+    <w:rsid w:val="00F829AF"/>
+  </w:style>
+  <w:style w:type="character" w:customStyle="1" w:styleId="10">
+    <w:name w:val="Заголовок 1 Знак"/>
+    <w:basedOn w:val="a0"/>
+    <w:link w:val="1"/>
+    <w:uiPriority w:val="9"/>
+    <w:rsid w:val="00176FE8"/>
+    <w:rPr>
+      <w:rFonts w:ascii="Times New Roman" w:eastAsiaTheme="majorEastAsia" w:hAnsi="Times New Roman" w:cstheme="majorBidi"/>
+      <w:b/>
+      <w:color w:val="000000" w:themeColor="text1"/>
+      <w:sz w:val="28"/>
+      <w:szCs w:val="32"/>
+    </w:rPr>
+  </w:style>
+  <w:style w:type="paragraph" w:styleId="a9">
+    <w:name w:val="List Paragraph"/>
+    <w:basedOn w:val="a"/>
+    <w:uiPriority w:val="34"/>
+    <w:qFormat/>
+    <w:rsid w:val="00A85715"/>
+    <w:pPr>
+      <w:ind w:left="720"/>
+      <w:contextualSpacing/>
+    </w:pPr>
+  </w:style>
+  <w:style w:type="character" w:customStyle="1" w:styleId="20">
+    <w:name w:val="Заголовок 2 Знак"/>
+    <w:basedOn w:val="a0"/>
+    <w:link w:val="2"/>
+    <w:uiPriority w:val="9"/>
+    <w:rsid w:val="00C71280"/>
+    <w:rPr>
+      <w:rFonts w:ascii="Times New Roman" w:eastAsiaTheme="majorEastAsia" w:hAnsi="Times New Roman" w:cstheme="majorBidi"/>
+      <w:b/>
+      <w:color w:val="000000" w:themeColor="text1"/>
+      <w:sz w:val="28"/>
+      <w:szCs w:val="26"/>
+    </w:rPr>
+  </w:style>
+  <w:style w:type="paragraph" w:styleId="aa">
+    <w:name w:val="endnote text"/>
+    <w:basedOn w:val="a"/>
+    <w:link w:val="ab"/>
+    <w:uiPriority w:val="99"/>
+    <w:semiHidden/>
+    <w:unhideWhenUsed/>
+    <w:rsid w:val="00C71280"/>
+    <w:pPr>
+      <w:spacing w:after="0"/>
+    </w:pPr>
+    <w:rPr>
+      <w:sz w:val="20"/>
+      <w:szCs w:val="20"/>
+    </w:rPr>
+  </w:style>
+  <w:style w:type="character" w:customStyle="1" w:styleId="ab">
+    <w:name w:val="Текст концевой сноски Знак"/>
+    <w:basedOn w:val="a0"/>
+    <w:link w:val="aa"/>
+    <w:uiPriority w:val="99"/>
+    <w:semiHidden/>
+    <w:rsid w:val="00C71280"/>
+    <w:rPr>
+      <w:rFonts w:ascii="Times New Roman" w:hAnsi="Times New Roman"/>
+      <w:sz w:val="20"/>
+      <w:szCs w:val="20"/>
+    </w:rPr>
+  </w:style>
+  <w:style w:type="character" w:styleId="ac">
+    <w:name w:val="endnote reference"/>
+    <w:basedOn w:val="a0"/>
+    <w:uiPriority w:val="99"/>
+    <w:semiHidden/>
+    <w:unhideWhenUsed/>
+    <w:rsid w:val="00C71280"/>
+    <w:rPr>
+      <w:vertAlign w:val="superscript"/>
+    </w:rPr>
+  </w:style>
+  <w:style w:type="paragraph" w:styleId="ad">
+    <w:name w:val="TOC Heading"/>
+    <w:basedOn w:val="1"/>
+    <w:next w:val="a"/>
+    <w:uiPriority w:val="39"/>
+    <w:unhideWhenUsed/>
+    <w:qFormat/>
+    <w:rsid w:val="00C71280"/>
+    <w:pPr>
+      <w:spacing w:line="259" w:lineRule="auto"/>
+      <w:ind w:firstLine="0"/>
+      <w:jc w:val="left"/>
+      <w:outlineLvl w:val="9"/>
+    </w:pPr>
+    <w:rPr>
+      <w:rFonts w:asciiTheme="majorHAnsi" w:hAnsiTheme="majorHAnsi"/>
+      <w:b w:val="0"/>
+      <w:color w:val="2F5496" w:themeColor="accent1" w:themeShade="BF"/>
+      <w:sz w:val="32"/>
+      <w:lang w:eastAsia="ru-RU"/>
+    </w:rPr>
+  </w:style>
+  <w:style w:type="paragraph" w:styleId="21">
+    <w:name w:val="toc 2"/>
+    <w:basedOn w:val="a"/>
+    <w:next w:val="a"/>
+    <w:autoRedefine/>
+    <w:uiPriority w:val="39"/>
+    <w:unhideWhenUsed/>
+    <w:rsid w:val="00C71280"/>
+    <w:pPr>
+      <w:spacing w:after="100"/>
+      <w:ind w:left="280"/>
+    </w:pPr>
+  </w:style>
+  <w:style w:type="paragraph" w:styleId="11">
+    <w:name w:val="toc 1"/>
+    <w:basedOn w:val="a"/>
+    <w:next w:val="a"/>
+    <w:autoRedefine/>
+    <w:uiPriority w:val="39"/>
+    <w:unhideWhenUsed/>
+    <w:rsid w:val="00C71280"/>
+    <w:pPr>
+      <w:spacing w:after="100"/>
+    </w:pPr>
+  </w:style>
+  <w:style w:type="character" w:styleId="ae">
+    <w:name w:val="Hyperlink"/>
+    <w:basedOn w:val="a0"/>
+    <w:uiPriority w:val="99"/>
+    <w:unhideWhenUsed/>
+    <w:rsid w:val="00C71280"/>
+    <w:rPr>
+      <w:color w:val="0563C1" w:themeColor="hyperlink"/>
+      <w:u w:val="single"/>
     </w:rPr>
   </w:style>
 </w:styles>
